--- a/docs/modeles-dao/CCAP-T.docx
+++ b/docs/modeles-dao/CCAP-T.docx
@@ -8595,6 +8595,45 @@
         <w:t>Liste des Plans</w:t>
       </w:r>
     </w:p>
+    <w:p>
+      <w:pPr>
+        <w:spacing w:after="120"/>
+        <w:jc w:val="both"/>
+      </w:pPr>
+      <w:r>
+        <w:rPr>
+          <w:b w:val="off"/>
+          <w:sz w:val="22"/>
+        </w:rPr>
+        <w:t>{{SI:PLANS}}</w:t>
+      </w:r>
+    </w:p>
+    <w:p>
+      <w:pPr>
+        <w:spacing w:after="120"/>
+        <w:jc w:val="both"/>
+      </w:pPr>
+      <w:r>
+        <w:rPr>
+          <w:b w:val="off"/>
+          <w:sz w:val="22"/>
+        </w:rPr>
+        <w:t>{{B04-CD-03}}</w:t>
+      </w:r>
+    </w:p>
+    <w:p>
+      <w:pPr>
+        <w:spacing w:after="120"/>
+        <w:jc w:val="both"/>
+      </w:pPr>
+      <w:r>
+        <w:rPr>
+          <w:b w:val="off"/>
+          <w:sz w:val="22"/>
+        </w:rPr>
+        <w:t>{{FINSI:PLANS}}</w:t>
+      </w:r>
+    </w:p>
   </w:body>
 </w:document>
 </file>
--- a/docs/modeles-dao/CCAP-T.docx
+++ b/docs/modeles-dao/CCAP-T.docx
@@ -1130,7 +1130,7 @@
           <w:b w:val="off"/>
           <w:sz w:val="22"/>
         </w:rPr>
-        <w:t>La maîtrise d'œuvre est assurée conformément au marché {{B02-MW-02}} en date &lt;à préciser&gt; par :</w:t>
+        <w:t>La maîtrise d'œuvre est assurée conformément au marché {{B02-MW-02}} par :</w:t>
       </w:r>
     </w:p>
     <w:p>
@@ -1832,7 +1832,7 @@
           <w:b w:val="off"/>
           <w:sz w:val="22"/>
         </w:rPr>
-        <w:t>- soit de garantie bancaire conformément au modèle figurant en Annexe &lt;numéro&gt; au présent CCAP;</w:t>
+        <w:t>- soit de garantie bancaire conformément au modèle figurant en Annexe au présent CCAP;</w:t>
       </w:r>
     </w:p>
     <w:p>
@@ -1871,7 +1871,7 @@
           <w:b w:val="off"/>
           <w:sz w:val="22"/>
         </w:rPr>
-        <w:t>- soit une caution personnelle et solidaire conformément au modèle figurant en Annexe &lt;numéro&gt; au présent CCAP;</w:t>
+        <w:t>- soit une caution personnelle et solidaire conformément au modèle figurant en Annexe au présent CCAP;</w:t>
       </w:r>
     </w:p>
     <w:p>
@@ -2002,6 +2002,45 @@
           <w:sz w:val="22"/>
         </w:rPr>
         <w:t>{{FINSI:LIBERATION-TOTALE}}</w:t>
+      </w:r>
+    </w:p>
+    <w:p>
+      <w:pPr>
+        <w:spacing w:after="120"/>
+        <w:jc w:val="both"/>
+      </w:pPr>
+      <w:r>
+        <w:rPr>
+          <w:b w:val="off"/>
+          <w:sz w:val="22"/>
+        </w:rPr>
+        <w:t>{{SI:LIBERATION-PROVISOIRE}}</w:t>
+      </w:r>
+    </w:p>
+    <w:p>
+      <w:pPr>
+        <w:spacing w:after="120"/>
+        <w:jc w:val="both"/>
+      </w:pPr>
+      <w:r>
+        <w:rPr>
+          <w:b w:val="off"/>
+          <w:sz w:val="22"/>
+        </w:rPr>
+        <w:t>La garantie de bonne exécution est libérée à 100% dans les 30 jours suivant la date de la réception provisoire</w:t>
+      </w:r>
+    </w:p>
+    <w:p>
+      <w:pPr>
+        <w:spacing w:after="120"/>
+        <w:jc w:val="both"/>
+      </w:pPr>
+      <w:r>
+        <w:rPr>
+          <w:b w:val="off"/>
+          <w:sz w:val="22"/>
+        </w:rPr>
+        <w:t>{{FINSI:LIBERATION-PROVISOIRE}}</w:t>
       </w:r>
     </w:p>
     <w:p>
@@ -4211,58 +4250,6 @@
           <w:b w:val="off"/>
           <w:sz w:val="22"/>
         </w:rPr>
-        <w:t>En vue de l’application éventuelle du deuxième des articles 18.1 et 19.2 du CCAG, le délai d’exécution des travaux sera prolongé d’un nombre de jours égal à celui pendant lequel un au moins des phénomènes naturels ci-après dépassera les intensités et durées limitées ci-après:</w:t>
-      </w:r>
-    </w:p>
-    <w:p>
-      <w:pPr>
-        <w:spacing w:after="120"/>
-        <w:jc w:val="both"/>
-      </w:pPr>
-      <w:r>
-        <w:rPr>
-          <w:b w:val="off"/>
-          <w:sz w:val="22"/>
-        </w:rPr>
-        <w:t>précipitations journalières supérieures ou égales à &lt;préciser le niveau&gt;</w:t>
-      </w:r>
-    </w:p>
-    <w:p>
-      <w:pPr>
-        <w:spacing w:after="120"/>
-        <w:jc w:val="both"/>
-      </w:pPr>
-      <w:r>
-        <w:rPr>
-          <w:b w:val="off"/>
-          <w:sz w:val="22"/>
-        </w:rPr>
-        <w:t>force du vent supérieure à &lt;préciser le niveau&gt;</w:t>
-      </w:r>
-    </w:p>
-    <w:p>
-      <w:pPr>
-        <w:spacing w:after="120"/>
-        <w:jc w:val="both"/>
-      </w:pPr>
-      <w:r>
-        <w:rPr>
-          <w:b w:val="off"/>
-          <w:sz w:val="22"/>
-        </w:rPr>
-        <w:t>Phénomènes constatés à &lt;préciser le lieu d’observation de ces phénomènes&gt;</w:t>
-      </w:r>
-    </w:p>
-    <w:p>
-      <w:pPr>
-        <w:spacing w:after="120"/>
-        <w:jc w:val="both"/>
-      </w:pPr>
-      <w:r>
-        <w:rPr>
-          <w:b w:val="off"/>
-          <w:sz w:val="22"/>
-        </w:rPr>
         <w:t>{{FINSI:FORCE-MAJEURE-OUI}}</w:t>
       </w:r>
     </w:p>
@@ -4328,7 +4315,7 @@
           <w:b w:val="off"/>
           <w:sz w:val="22"/>
         </w:rPr>
-        <w:t>Le délai d'exécution est fixé à {{B09-DL-01}} à compter du lendemain de la date de notification de l’ordre de service de commencer les travaux qui interviendra après la notification à l’Entrepreneur du marché approuvé</w:t>
+        <w:t>Le délai d'exécution est fixé à {{B09-DL-01.parLot}} à compter du lendemain de la date de notification de l’ordre de service de commencer les travaux qui interviendra après la notification à l’Entrepreneur du marché approuvé</w:t>
       </w:r>
     </w:p>
     <w:p>

--- a/docs/modeles-dao/CCAP-T.docx
+++ b/docs/modeles-dao/CCAP-T.docx
@@ -1910,7 +1910,7 @@
           <w:b w:val="off"/>
           <w:sz w:val="22"/>
         </w:rPr>
-        <w:t>- soit un chèque de banque établi à l'ordre de &lt;à préciser&gt;.</w:t>
+        <w:t>- soit un chèque de banque établi à l'ordre de {{B05-GQ-04}}.</w:t>
       </w:r>
     </w:p>
     <w:p>
@@ -3171,6 +3171,32 @@
           <w:b w:val="off"/>
           <w:sz w:val="22"/>
         </w:rPr>
+        <w:t>{{FINSI:FERME}}</w:t>
+      </w:r>
+    </w:p>
+    <w:p>
+      <w:pPr>
+        <w:spacing w:after="120"/>
+        <w:jc w:val="both"/>
+      </w:pPr>
+      <w:r>
+        <w:rPr>
+          <w:b w:val="off"/>
+          <w:sz w:val="22"/>
+        </w:rPr>
+        <w:t>{{SI:ACTUALISATION}}</w:t>
+      </w:r>
+    </w:p>
+    <w:p>
+      <w:pPr>
+        <w:spacing w:after="120"/>
+        <w:jc w:val="both"/>
+      </w:pPr>
+      <w:r>
+        <w:rPr>
+          <w:b w:val="off"/>
+          <w:sz w:val="22"/>
+        </w:rPr>
         <w:t>Ils sont actualisés pour tenir compte du délai entre la date limite de remise des offres et la date de notification du marché, selon la formule suivante :</w:t>
       </w:r>
     </w:p>
@@ -3275,7 +3301,7 @@
           <w:b w:val="off"/>
           <w:sz w:val="22"/>
         </w:rPr>
-        <w:t>&lt;indiquer la nature des indices et les sources où ils peuvent être trouvés&gt;</w:t>
+        <w:t>{{B05-VR-02}}</w:t>
       </w:r>
     </w:p>
     <w:p>
@@ -3301,7 +3327,7 @@
           <w:b w:val="off"/>
           <w:sz w:val="22"/>
         </w:rPr>
-        <w:t>{{FINSI:FERME}}</w:t>
+        <w:t>{{FINSI:ACTUALISATION}}</w:t>
       </w:r>
     </w:p>
     <w:p>
@@ -3509,7 +3535,7 @@
           <w:b w:val="off"/>
           <w:sz w:val="22"/>
         </w:rPr>
-        <w:t>L'obligation pour l'Entrepreneur d'exécuter des travaux en régie cesse lorsque le montant total des droits à remboursement atteint &lt;pourcentage&gt; du montant du Marché.</w:t>
+        <w:t>L'obligation pour l'Entrepreneur d'exécuter des travaux en régie cesse lorsque le montant total des droits à remboursement atteint {{B08-RE-04.chiffres}} % du montant du Marché.</w:t>
       </w:r>
     </w:p>
     <w:p>
@@ -3925,7 +3951,7 @@
           <w:b w:val="off"/>
           <w:sz w:val="22"/>
         </w:rPr>
-        <w:t>Délai de remise du projet de décompte: au plus tard &lt; nombre de jours&gt; jours ouvrables avant la fin du mois suivant le mois de réalisation des prestations considérées, ou à la date qui y sera substituée par l'avis de réunion adressé par le maître d’œuvre.</w:t>
+        <w:t>Délai de remise du projet de décompte: au plus tard {{B08-MR-05}} jours ouvrables avant la fin du mois suivant le mois de réalisation des prestations considérées, ou à la date qui y sera substituée par l'avis de réunion adressé par le maître d’œuvre.</w:t>
       </w:r>
     </w:p>
     <w:p>
@@ -4016,59 +4042,7 @@
           <w:b w:val="off"/>
           <w:sz w:val="22"/>
         </w:rPr>
-        <w:t>-…………………………………………………%</w:t>
-      </w:r>
-    </w:p>
-    <w:p>
-      <w:pPr>
-        <w:spacing w:after="120"/>
-        <w:jc w:val="both"/>
-      </w:pPr>
-      <w:r>
-        <w:rPr>
-          <w:b w:val="off"/>
-          <w:sz w:val="22"/>
-        </w:rPr>
-        <w:t>-…………………………………………………%</w:t>
-      </w:r>
-    </w:p>
-    <w:p>
-      <w:pPr>
-        <w:spacing w:after="120"/>
-        <w:jc w:val="both"/>
-      </w:pPr>
-      <w:r>
-        <w:rPr>
-          <w:b w:val="off"/>
-          <w:sz w:val="22"/>
-        </w:rPr>
-        <w:t>-…………………………………………………%</w:t>
-      </w:r>
-    </w:p>
-    <w:p>
-      <w:pPr>
-        <w:spacing w:after="120"/>
-        <w:jc w:val="both"/>
-      </w:pPr>
-      <w:r>
-        <w:rPr>
-          <w:b w:val="off"/>
-          <w:sz w:val="22"/>
-        </w:rPr>
-        <w:t>-…………………………………………………%</w:t>
-      </w:r>
-    </w:p>
-    <w:p>
-      <w:pPr>
-        <w:spacing w:after="120"/>
-        <w:jc w:val="both"/>
-      </w:pPr>
-      <w:r>
-        <w:rPr>
-          <w:b w:val="off"/>
-          <w:sz w:val="22"/>
-        </w:rPr>
-        <w:t>- Réception provisoire…………………… 5%</w:t>
+        <w:t>{{B08-MR-06}}</w:t>
       </w:r>
     </w:p>
     <w:p>
@@ -4471,7 +4445,7 @@
           <w:b w:val="off"/>
           <w:sz w:val="22"/>
         </w:rPr>
-        <w:t>{{B09-PE-02}} du montant du Marché ou de la tranche considérée dans la limite de &lt;pourcentage&gt; du montant global du Marché ou de la tranche considérée.</w:t>
+        <w:t>{{B09-PE-02}} du montant du Marché ou de la tranche considérée dans la limite de {{B09-PE-03.chiffres}} % du montant global du Marché ou de la tranche considérée.</w:t>
       </w:r>
     </w:p>
     <w:p>
@@ -4848,7 +4822,7 @@
           <w:b w:val="off"/>
           <w:sz w:val="22"/>
         </w:rPr>
-        <w:t>Par dérogation au CCAG, le délai du début des opérations préalables à la réception des ouvrages à compter de la réception de l'avis de l'Entrepreneur est de {{B09-RP-03}}.</w:t>
+        <w:t>Par dérogation au CCAG, le délai du début des opérations préalables à la réception des ouvrages à compter de la réception de l'avis de l'Entrepreneur est de {{B09-RP-03}} jours.</w:t>
       </w:r>
     </w:p>
     <w:p>
@@ -4874,7 +4848,7 @@
           <w:b w:val="off"/>
           <w:sz w:val="22"/>
         </w:rPr>
-        <w:t>Les modalités de réception des travaux sont décrites en annexe &lt;n°&gt; aux Spécifications Techniques :</w:t>
+        <w:t>Les modalités de réception des travaux sont décrites en annexe aux Spécifications Techniques :</w:t>
       </w:r>
     </w:p>
     <w:p>

--- a/docs/modeles-dao/CCAP-T.docx
+++ b/docs/modeles-dao/CCAP-T.docx
@@ -1182,20 +1182,7 @@
           <w:b w:val="off"/>
           <w:sz w:val="22"/>
         </w:rPr>
-        <w:t>Les tâches du maître d'œuvre sont assurées par &lt;préciser l'autorité désignée par la PRMP&gt;</w:t>
-      </w:r>
-    </w:p>
-    <w:p>
-      <w:pPr>
-        <w:spacing w:after="120"/>
-        <w:jc w:val="both"/>
-      </w:pPr>
-      <w:r>
-        <w:rPr>
-          <w:b w:val="off"/>
-          <w:sz w:val="22"/>
-        </w:rPr>
-        <w:t>Dans ce cas, le maître d’œuvre sera désigné par une décision du Maître de l’ouvrage ou de la PRMP</w:t>
+        <w:t>Le maître d’œuvre sera désigné par une décision du Maître de l’ouvrage ou de la PRMP</w:t>
       </w:r>
     </w:p>
     <w:p>

--- a/docs/modeles-dao/CCAP-T.docx
+++ b/docs/modeles-dao/CCAP-T.docx
@@ -4029,7 +4029,7 @@
           <w:b w:val="off"/>
           <w:sz w:val="22"/>
         </w:rPr>
-        <w:t>{{B08-MR-06}}</w:t>
+        <w:t>{{BESOIN.series}}</w:t>
       </w:r>
     </w:p>
     <w:p>
